--- a/docs/Nikolaos_Margaris_Resume.docx
+++ b/docs/Nikolaos_Margaris_Resume.docx
@@ -93,7 +93,7 @@
         </w:rPr>
         <w:t xml:space="preserve">   •   </w:t>
       </w:r>
-      <w:hyperlink w:history="1" r:id="rIdz_iwoqf3wwkfr2n_p1gz_">
+      <w:hyperlink w:history="1" r:id="rIdukllloyncma5qtzplrj0o">
         <w:r>
           <w:rPr>
             <w:rFonts w:ascii="Calibri" w:cs="Calibri" w:eastAsia="Calibri" w:hAnsi="Calibri"/>
@@ -1030,7 +1030,7 @@
           <w:sz w:val="20"/>
           <w:szCs w:val="20"/>
         </w:rPr>
-        <w:t xml:space="preserve">Developed Angular 5 micro-modules for Ryanair Rooms.</w:t>
+        <w:t xml:space="preserve">Built the entire front-end for Ryanair Rooms using Angular 5, from architecture through delivery.</w:t>
       </w:r>
     </w:p>
     <w:p>
